--- a/Policy-Document-Generation/Policy-Document-Generation/wwwroot/Data/Template.docx
+++ b/Policy-Document-Generation/Policy-Document-Generation/wwwroot/Data/Template.docx
@@ -1876,72 +1876,22 @@
         </w:tc>
       </w:tr>
     </w:tbl>
+    <w:p/>
     <w:p>
       <w:pPr>
         <w:spacing w:before="240"/>
       </w:pPr>
       <w:r>
-        <w:fldChar w:fldCharType="begin"/>
-      </w:r>
-      <w:r>
-        <w:instrText xml:space="preserve"> IF </w:instrText>
-      </w:r>
-      <w:fldSimple w:instr=" MERGEFIELD  HasSpecialConditions  \* MERGEFORMAT ">
-        <w:r>
-          <w:rPr>
-            <w:noProof/>
-          </w:rPr>
-          <w:instrText>«HasSpecialConditions»</w:instrText>
-        </w:r>
-      </w:fldSimple>
-      <w:r>
-        <w:instrText xml:space="preserve"> = T</w:instrText>
-      </w:r>
-      <w:r>
-        <w:instrText>RUE</w:instrText>
-      </w:r>
-      <w:r>
-        <w:instrText xml:space="preserve"> "</w:instrText>
-      </w:r>
-      <w:r>
-        <w:instrText>Special Conditions:</w:instrText>
-      </w:r>
-      <w:r>
-        <w:instrText xml:space="preserve"> </w:instrText>
-      </w:r>
-      <w:fldSimple w:instr=" MERGEFIELD  SpecialConditionsText  \* MERGEFORMAT ">
-        <w:r>
-          <w:rPr>
-            <w:noProof/>
-          </w:rPr>
-          <w:instrText>«SpecialConditionsText»</w:instrText>
-        </w:r>
-      </w:fldSimple>
-      <w:r>
-        <w:instrText xml:space="preserve">" " " \* MERGEFORMAT </w:instrText>
-      </w:r>
-      <w:r>
-        <w:fldChar w:fldCharType="separate"/>
-      </w:r>
-      <w:r>
-        <w:rPr>
-          <w:noProof/>
-        </w:rPr>
-        <w:t xml:space="preserve"> </w:t>
-      </w:r>
-      <w:r>
-        <w:fldChar w:fldCharType="end"/>
-      </w:r>
-    </w:p>
-    <w:p>
-      <w:pPr>
-        <w:spacing w:before="240"/>
-      </w:pPr>
-      <w:r>
         <w:t xml:space="preserve">Authorized </w:t>
       </w:r>
       <w:r>
-        <w:t>Officer:</w:t>
+        <w:t>Officer</w:t>
+      </w:r>
+      <w:r>
+        <w:tab/>
+      </w:r>
+      <w:r>
+        <w:t>:</w:t>
       </w:r>
       <w:r>
         <w:t xml:space="preserve"> </w:t>
@@ -1960,7 +1910,16 @@
         <w:spacing w:before="240"/>
       </w:pPr>
       <w:r>
-        <w:t>Designation:</w:t>
+        <w:t>Designation</w:t>
+      </w:r>
+      <w:r>
+        <w:tab/>
+      </w:r>
+      <w:r>
+        <w:tab/>
+      </w:r>
+      <w:r>
+        <w:t>:</w:t>
       </w:r>
       <w:r>
         <w:t xml:space="preserve"> </w:t>
@@ -1985,7 +1944,16 @@
         <w:t xml:space="preserve">Issue </w:t>
       </w:r>
       <w:r>
-        <w:t>Date:</w:t>
+        <w:t>Date</w:t>
+      </w:r>
+      <w:r>
+        <w:tab/>
+      </w:r>
+      <w:r>
+        <w:tab/>
+      </w:r>
+      <w:r>
+        <w:t>:</w:t>
       </w:r>
       <w:r>
         <w:t xml:space="preserve"> </w:t>
@@ -2004,18 +1972,139 @@
     </w:p>
     <w:p>
       <w:pPr>
+        <w:spacing w:before="240"/>
+      </w:pPr>
+    </w:p>
+    <w:p>
+      <w:pPr>
         <w:spacing w:after="0"/>
+      </w:pPr>
+      <w:r>
+        <w:t>CompanySignature</w:t>
+      </w:r>
+    </w:p>
+    <w:p>
+      <w:pPr>
+        <w:spacing w:after="0"/>
+      </w:pPr>
+    </w:p>
+    <w:p>
+      <w:pPr>
+        <w:shd w:val="clear" w:color="auto" w:fill="E8E8E8" w:themeFill="background2"/>
+        <w:spacing w:after="0" w:line="360" w:lineRule="auto"/>
         <w:rPr>
-          <w:sz w:val="20"/>
-          <w:szCs w:val="20"/>
+          <w:b/>
+          <w:bCs/>
         </w:rPr>
       </w:pPr>
       <w:r>
-        <w:t xml:space="preserve">Signature: </w:t>
-      </w:r>
-      <w:r>
-        <w:t>______________________</w:t>
-      </w:r>
+        <w:rPr>
+          <w:b/>
+          <w:bCs/>
+        </w:rPr>
+        <w:t>POLICYHOLDER·ACKNOWLEDGMENT:</w:t>
+      </w:r>
+    </w:p>
+    <w:p>
+      <w:pPr>
+        <w:spacing w:after="0" w:line="276" w:lineRule="auto"/>
+      </w:pPr>
+      <w:r>
+        <w:t xml:space="preserve">I </w:t>
+      </w:r>
+      <w:r>
+        <w:t xml:space="preserve"> </w:t>
+      </w:r>
+      <w:r>
+        <w:fldChar w:fldCharType="begin"/>
+      </w:r>
+      <w:r>
+        <w:instrText xml:space="preserve"> MERGEFIELD  InsuredFullName  \* MERGEFORMAT </w:instrText>
+      </w:r>
+      <w:r>
+        <w:fldChar w:fldCharType="separate"/>
+      </w:r>
+      <w:r>
+        <w:rPr>
+          <w:noProof/>
+        </w:rPr>
+        <w:t>«InsuredFullName»</w:t>
+      </w:r>
+      <w:r>
+        <w:rPr>
+          <w:noProof/>
+        </w:rPr>
+        <w:fldChar w:fldCharType="end"/>
+      </w:r>
+      <w:r>
+        <w:rPr>
+          <w:noProof/>
+        </w:rPr>
+        <w:t xml:space="preserve"> </w:t>
+      </w:r>
+      <w:r>
+        <w:t>hereby</w:t>
+      </w:r>
+      <w:r>
+        <w:t xml:space="preserve"> </w:t>
+      </w:r>
+      <w:r>
+        <w:t>acknowledge that I have read and understood all terms and conditions of</w:t>
+      </w:r>
+    </w:p>
+    <w:p>
+      <w:pPr>
+        <w:spacing w:after="0" w:line="360" w:lineRule="auto"/>
+      </w:pPr>
+      <w:r>
+        <w:t>this policy.</w:t>
+      </w:r>
+    </w:p>
+    <w:p>
+      <w:pPr>
+        <w:spacing w:after="0"/>
+      </w:pPr>
+      <w:r>
+        <w:t>Name</w:t>
+      </w:r>
+      <w:r>
+        <w:tab/>
+        <w:t xml:space="preserve">: </w:t>
+      </w:r>
+      <w:r>
+        <w:t xml:space="preserve"> </w:t>
+      </w:r>
+      <w:fldSimple w:instr=" MERGEFIELD  InsuredFullName  \* MERGEFORMAT ">
+        <w:r>
+          <w:rPr>
+            <w:noProof/>
+          </w:rPr>
+          <w:t>«InsuredFullName»</w:t>
+        </w:r>
+      </w:fldSimple>
+    </w:p>
+    <w:p>
+      <w:pPr>
+        <w:spacing w:after="0"/>
+      </w:pPr>
+      <w:r>
+        <w:t>Date</w:t>
+      </w:r>
+      <w:r>
+        <w:tab/>
+        <w:t xml:space="preserve">: </w:t>
+      </w:r>
+      <w:r>
+        <w:t xml:space="preserve"> </w:t>
+      </w:r>
+      <w:fldSimple w:instr=" MERGEFIELD  IssueDate  \* MERGEFORMAT ">
+        <w:r>
+          <w:rPr>
+            <w:noProof/>
+          </w:rPr>
+          <w:t>«IssueDate»</w:t>
+        </w:r>
+      </w:fldSimple>
       <w:r>
         <w:t xml:space="preserve"> </w:t>
       </w:r>
@@ -2818,7 +2907,6 @@
   <w:style w:type="character" w:default="1" w:styleId="DefaultParagraphFont">
     <w:name w:val="Default Paragraph Font"/>
     <w:uiPriority w:val="1"/>
-    <w:semiHidden/>
     <w:unhideWhenUsed/>
   </w:style>
   <w:style w:type="table" w:default="1" w:styleId="TableNormal">

--- a/Policy-Document-Generation/Policy-Document-Generation/wwwroot/Data/Template.docx
+++ b/Policy-Document-Generation/Policy-Document-Generation/wwwroot/Data/Template.docx
@@ -67,8 +67,8 @@
               <w:tblLook w:val="04A0" w:firstRow="1" w:lastRow="0" w:firstColumn="1" w:lastColumn="0" w:noHBand="0" w:noVBand="1"/>
             </w:tblPr>
             <w:tblGrid>
-              <w:gridCol w:w="1795"/>
-              <w:gridCol w:w="6600"/>
+              <w:gridCol w:w="1915"/>
+              <w:gridCol w:w="6480"/>
             </w:tblGrid>
             <w:tr>
               <w:trPr>
@@ -76,7 +76,7 @@
               </w:trPr>
               <w:tc>
                 <w:tcPr>
-                  <w:tcW w:w="1795" w:type="dxa"/>
+                  <w:tcW w:w="1915" w:type="dxa"/>
                 </w:tcPr>
                 <w:p>
                   <w:pPr>
@@ -89,7 +89,7 @@
               </w:tc>
               <w:tc>
                 <w:tcPr>
-                  <w:tcW w:w="6600" w:type="dxa"/>
+                  <w:tcW w:w="6480" w:type="dxa"/>
                 </w:tcPr>
                 <w:p>
                   <w:r>
@@ -131,7 +131,7 @@
               </w:trPr>
               <w:tc>
                 <w:tcPr>
-                  <w:tcW w:w="1795" w:type="dxa"/>
+                  <w:tcW w:w="1915" w:type="dxa"/>
                 </w:tcPr>
                 <w:p>
                   <w:pPr>
@@ -144,7 +144,7 @@
               </w:tc>
               <w:tc>
                 <w:tcPr>
-                  <w:tcW w:w="6600" w:type="dxa"/>
+                  <w:tcW w:w="6480" w:type="dxa"/>
                 </w:tcPr>
                 <w:p>
                   <w:r>
@@ -172,7 +172,7 @@
               </w:trPr>
               <w:tc>
                 <w:tcPr>
-                  <w:tcW w:w="1795" w:type="dxa"/>
+                  <w:tcW w:w="1915" w:type="dxa"/>
                 </w:tcPr>
                 <w:p>
                   <w:pPr>
@@ -185,7 +185,7 @@
               </w:tc>
               <w:tc>
                 <w:tcPr>
-                  <w:tcW w:w="6600" w:type="dxa"/>
+                  <w:tcW w:w="6480" w:type="dxa"/>
                 </w:tcPr>
                 <w:p>
                   <w:pPr>
@@ -211,7 +211,7 @@
               </w:trPr>
               <w:tc>
                 <w:tcPr>
-                  <w:tcW w:w="1795" w:type="dxa"/>
+                  <w:tcW w:w="1915" w:type="dxa"/>
                 </w:tcPr>
                 <w:p>
                   <w:pPr>
@@ -224,7 +224,7 @@
               </w:tc>
               <w:tc>
                 <w:tcPr>
-                  <w:tcW w:w="6600" w:type="dxa"/>
+                  <w:tcW w:w="6480" w:type="dxa"/>
                 </w:tcPr>
                 <w:p>
                   <w:pPr>
@@ -422,8 +422,8 @@
               <w:tblLook w:val="04A0" w:firstRow="1" w:lastRow="0" w:firstColumn="1" w:lastColumn="0" w:noHBand="0" w:noVBand="1"/>
             </w:tblPr>
             <w:tblGrid>
-              <w:gridCol w:w="1567"/>
-              <w:gridCol w:w="3240"/>
+              <w:gridCol w:w="1929"/>
+              <w:gridCol w:w="2878"/>
             </w:tblGrid>
             <w:tr>
               <w:trPr>
@@ -431,7 +431,7 @@
               </w:trPr>
               <w:tc>
                 <w:tcPr>
-                  <w:tcW w:w="1567" w:type="dxa"/>
+                  <w:tcW w:w="1929" w:type="dxa"/>
                 </w:tcPr>
                 <w:p>
                   <w:pPr>
@@ -448,7 +448,7 @@
               </w:tc>
               <w:tc>
                 <w:tcPr>
-                  <w:tcW w:w="3240" w:type="dxa"/>
+                  <w:tcW w:w="2878" w:type="dxa"/>
                 </w:tcPr>
                 <w:p>
                   <w:pPr>
@@ -478,7 +478,7 @@
               </w:trPr>
               <w:tc>
                 <w:tcPr>
-                  <w:tcW w:w="1567" w:type="dxa"/>
+                  <w:tcW w:w="1929" w:type="dxa"/>
                 </w:tcPr>
                 <w:p>
                   <w:pPr>
@@ -495,7 +495,7 @@
               </w:tc>
               <w:tc>
                 <w:tcPr>
-                  <w:tcW w:w="3240" w:type="dxa"/>
+                  <w:tcW w:w="2878" w:type="dxa"/>
                 </w:tcPr>
                 <w:p>
                   <w:pPr>
@@ -525,7 +525,7 @@
               </w:trPr>
               <w:tc>
                 <w:tcPr>
-                  <w:tcW w:w="1567" w:type="dxa"/>
+                  <w:tcW w:w="1929" w:type="dxa"/>
                 </w:tcPr>
                 <w:p>
                   <w:pPr>
@@ -536,60 +536,13 @@
                     </w:rPr>
                   </w:pPr>
                   <w:r>
-                    <w:t>Email</w:t>
-                  </w:r>
-                </w:p>
-              </w:tc>
-              <w:tc>
-                <w:tcPr>
-                  <w:tcW w:w="3240" w:type="dxa"/>
-                </w:tcPr>
-                <w:p>
-                  <w:pPr>
-                    <w:spacing w:line="360" w:lineRule="auto"/>
-                    <w:rPr>
-                      <w:b/>
-                      <w:bCs/>
-                    </w:rPr>
-                  </w:pPr>
-                  <w:r>
-                    <w:t xml:space="preserve">: </w:t>
-                  </w:r>
-                  <w:fldSimple w:instr=" MERGEFIELD  Email  \* MERGEFORMAT ">
-                    <w:r>
-                      <w:rPr>
-                        <w:noProof/>
-                      </w:rPr>
-                      <w:t>«Email»</w:t>
-                    </w:r>
-                  </w:fldSimple>
-                </w:p>
-              </w:tc>
-            </w:tr>
-            <w:tr>
-              <w:trPr>
-                <w:trHeight w:hRule="exact" w:val="320"/>
-              </w:trPr>
-              <w:tc>
-                <w:tcPr>
-                  <w:tcW w:w="1567" w:type="dxa"/>
-                </w:tcPr>
-                <w:p>
-                  <w:pPr>
-                    <w:spacing w:line="360" w:lineRule="auto"/>
-                    <w:rPr>
-                      <w:b/>
-                      <w:bCs/>
-                    </w:rPr>
-                  </w:pPr>
-                  <w:r>
                     <w:t>Phone</w:t>
                   </w:r>
                 </w:p>
               </w:tc>
               <w:tc>
                 <w:tcPr>
-                  <w:tcW w:w="3240" w:type="dxa"/>
+                  <w:tcW w:w="2878" w:type="dxa"/>
                 </w:tcPr>
                 <w:p>
                   <w:pPr>
@@ -619,7 +572,7 @@
               </w:trPr>
               <w:tc>
                 <w:tcPr>
-                  <w:tcW w:w="1567" w:type="dxa"/>
+                  <w:tcW w:w="1929" w:type="dxa"/>
                 </w:tcPr>
                 <w:p>
                   <w:pPr>
@@ -636,7 +589,7 @@
               </w:tc>
               <w:tc>
                 <w:tcPr>
-                  <w:tcW w:w="3240" w:type="dxa"/>
+                  <w:tcW w:w="2878" w:type="dxa"/>
                 </w:tcPr>
                 <w:p>
                   <w:r>
@@ -659,7 +612,7 @@
               </w:trPr>
               <w:tc>
                 <w:tcPr>
-                  <w:tcW w:w="1567" w:type="dxa"/>
+                  <w:tcW w:w="1929" w:type="dxa"/>
                 </w:tcPr>
                 <w:p>
                   <w:pPr>
@@ -676,7 +629,7 @@
               </w:tc>
               <w:tc>
                 <w:tcPr>
-                  <w:tcW w:w="3240" w:type="dxa"/>
+                  <w:tcW w:w="2878" w:type="dxa"/>
                 </w:tcPr>
                 <w:p>
                   <w:pPr>
@@ -703,6 +656,9 @@
           </w:tbl>
           <w:p>
             <w:pPr>
+              <w:tabs>
+                <w:tab w:val="left" w:pos="2053"/>
+              </w:tabs>
               <w:spacing w:before="240" w:line="360" w:lineRule="auto"/>
               <w:rPr>
                 <w:b/>
@@ -1158,7 +1114,9 @@
           </w:tcPr>
           <w:p>
             <w:pPr>
-              <w:jc w:val="center"/>
+              <w:tabs>
+                <w:tab w:val="left" w:pos="2039"/>
+              </w:tabs>
             </w:pPr>
             <w:r>
               <w:t>Base Life Coverage</w:t>
@@ -1171,7 +1129,9 @@
           </w:tcPr>
           <w:p>
             <w:pPr>
-              <w:jc w:val="center"/>
+              <w:tabs>
+                <w:tab w:val="left" w:pos="2039"/>
+              </w:tabs>
             </w:pPr>
             <w:fldSimple w:instr=" MERGEFIELD  BaseSumAssured  \* MERGEFORMAT ">
               <w:r>
@@ -1189,7 +1149,9 @@
           </w:tcPr>
           <w:p>
             <w:pPr>
-              <w:jc w:val="center"/>
+              <w:tabs>
+                <w:tab w:val="left" w:pos="2039"/>
+              </w:tabs>
             </w:pPr>
             <w:fldSimple w:instr=" MERGEFIELD  BasePremium  \* MERGEFORMAT ">
               <w:r>
@@ -1209,7 +1171,9 @@
           </w:tcPr>
           <w:p>
             <w:pPr>
-              <w:jc w:val="center"/>
+              <w:tabs>
+                <w:tab w:val="left" w:pos="2039"/>
+              </w:tabs>
             </w:pPr>
             <w:r>
               <w:t>Accidental Death Benefit</w:t>
@@ -1222,7 +1186,9 @@
           </w:tcPr>
           <w:p>
             <w:pPr>
-              <w:jc w:val="center"/>
+              <w:tabs>
+                <w:tab w:val="left" w:pos="2039"/>
+              </w:tabs>
             </w:pPr>
             <w:r>
               <w:fldChar w:fldCharType="begin"/>
@@ -1278,7 +1244,9 @@
           </w:tcPr>
           <w:p>
             <w:pPr>
-              <w:jc w:val="center"/>
+              <w:tabs>
+                <w:tab w:val="left" w:pos="2039"/>
+              </w:tabs>
             </w:pPr>
             <w:r>
               <w:fldChar w:fldCharType="begin"/>
@@ -1336,7 +1304,9 @@
           </w:tcPr>
           <w:p>
             <w:pPr>
-              <w:jc w:val="center"/>
+              <w:tabs>
+                <w:tab w:val="left" w:pos="2039"/>
+              </w:tabs>
             </w:pPr>
             <w:r>
               <w:t>Critical Illness Cover</w:t>
@@ -1349,7 +1319,9 @@
           </w:tcPr>
           <w:p>
             <w:pPr>
-              <w:jc w:val="center"/>
+              <w:tabs>
+                <w:tab w:val="left" w:pos="2039"/>
+              </w:tabs>
             </w:pPr>
             <w:r>
               <w:fldChar w:fldCharType="begin"/>
@@ -1405,7 +1377,9 @@
           </w:tcPr>
           <w:p>
             <w:pPr>
-              <w:jc w:val="center"/>
+              <w:tabs>
+                <w:tab w:val="left" w:pos="2039"/>
+              </w:tabs>
             </w:pPr>
             <w:r>
               <w:fldChar w:fldCharType="begin"/>
@@ -1463,7 +1437,9 @@
           </w:tcPr>
           <w:p>
             <w:pPr>
-              <w:jc w:val="center"/>
+              <w:tabs>
+                <w:tab w:val="left" w:pos="2039"/>
+              </w:tabs>
             </w:pPr>
             <w:r>
               <w:t>Hospital Cash Rider</w:t>
@@ -1476,7 +1452,9 @@
           </w:tcPr>
           <w:p>
             <w:pPr>
-              <w:jc w:val="center"/>
+              <w:tabs>
+                <w:tab w:val="left" w:pos="2039"/>
+              </w:tabs>
             </w:pPr>
             <w:r>
               <w:fldChar w:fldCharType="begin"/>
@@ -1532,7 +1510,9 @@
           </w:tcPr>
           <w:p>
             <w:pPr>
-              <w:jc w:val="center"/>
+              <w:tabs>
+                <w:tab w:val="left" w:pos="2039"/>
+              </w:tabs>
             </w:pPr>
             <w:r>
               <w:fldChar w:fldCharType="begin"/>
@@ -1876,10 +1856,9 @@
         </w:tc>
       </w:tr>
     </w:tbl>
-    <w:p/>
     <w:p>
       <w:pPr>
-        <w:spacing w:before="240"/>
+        <w:spacing w:before="240" w:after="0" w:line="360" w:lineRule="auto"/>
       </w:pPr>
       <w:r>
         <w:t xml:space="preserve">Authorized </w:t>
@@ -1907,7 +1886,7 @@
     </w:p>
     <w:p>
       <w:pPr>
-        <w:spacing w:before="240"/>
+        <w:spacing w:after="0" w:line="360" w:lineRule="auto"/>
       </w:pPr>
       <w:r>
         <w:t>Designation</w:t>
@@ -1938,7 +1917,7 @@
     </w:p>
     <w:p>
       <w:pPr>
-        <w:spacing w:before="240"/>
+        <w:spacing w:after="0" w:line="360" w:lineRule="auto"/>
       </w:pPr>
       <w:r>
         <w:t xml:space="preserve">Issue </w:t>
@@ -1977,21 +1956,19 @@
     </w:p>
     <w:p>
       <w:pPr>
-        <w:spacing w:after="0"/>
+        <w:spacing w:after="0" w:line="360" w:lineRule="auto"/>
       </w:pPr>
       <w:r>
         <w:t>CompanySignature</w:t>
       </w:r>
-    </w:p>
-    <w:p>
-      <w:pPr>
-        <w:spacing w:after="0"/>
-      </w:pPr>
     </w:p>
     <w:p>
       <w:pPr>
         <w:shd w:val="clear" w:color="auto" w:fill="E8E8E8" w:themeFill="background2"/>
-        <w:spacing w:after="0" w:line="360" w:lineRule="auto"/>
+        <w:tabs>
+          <w:tab w:val="left" w:pos="2040"/>
+        </w:tabs>
+        <w:spacing w:after="0" w:line="240" w:lineRule="auto"/>
         <w:rPr>
           <w:b/>
           <w:bCs/>
@@ -2007,35 +1984,22 @@
     </w:p>
     <w:p>
       <w:pPr>
-        <w:spacing w:after="0" w:line="276" w:lineRule="auto"/>
+        <w:spacing w:before="240" w:after="0" w:line="276" w:lineRule="auto"/>
       </w:pPr>
       <w:r>
-        <w:t xml:space="preserve">I </w:t>
+        <w:t>I</w:t>
       </w:r>
       <w:r>
         <w:t xml:space="preserve"> </w:t>
       </w:r>
-      <w:r>
-        <w:fldChar w:fldCharType="begin"/>
-      </w:r>
-      <w:r>
-        <w:instrText xml:space="preserve"> MERGEFIELD  InsuredFullName  \* MERGEFORMAT </w:instrText>
-      </w:r>
-      <w:r>
-        <w:fldChar w:fldCharType="separate"/>
-      </w:r>
-      <w:r>
-        <w:rPr>
-          <w:noProof/>
-        </w:rPr>
-        <w:t>«InsuredFullName»</w:t>
-      </w:r>
-      <w:r>
-        <w:rPr>
-          <w:noProof/>
-        </w:rPr>
-        <w:fldChar w:fldCharType="end"/>
-      </w:r>
+      <w:fldSimple w:instr=" MERGEFIELD  InsuredFullName  \* MERGEFORMAT ">
+        <w:r>
+          <w:rPr>
+            <w:noProof/>
+          </w:rPr>
+          <w:t>«InsuredFullName»</w:t>
+        </w:r>
+      </w:fldSimple>
       <w:r>
         <w:rPr>
           <w:noProof/>
@@ -2051,14 +2015,17 @@
       <w:r>
         <w:t>acknowledge that I have read and understood all terms and conditions of</w:t>
       </w:r>
+      <w:r>
+        <w:t xml:space="preserve"> </w:t>
+      </w:r>
+      <w:r>
+        <w:t>this policy.</w:t>
+      </w:r>
     </w:p>
     <w:p>
       <w:pPr>
-        <w:spacing w:after="0" w:line="360" w:lineRule="auto"/>
+        <w:spacing w:before="240" w:after="0" w:line="276" w:lineRule="auto"/>
       </w:pPr>
-      <w:r>
-        <w:t>this policy.</w:t>
-      </w:r>
     </w:p>
     <w:p>
       <w:pPr>
@@ -2907,6 +2874,7 @@
   <w:style w:type="character" w:default="1" w:styleId="DefaultParagraphFont">
     <w:name w:val="Default Paragraph Font"/>
     <w:uiPriority w:val="1"/>
+    <w:semiHidden/>
     <w:unhideWhenUsed/>
   </w:style>
   <w:style w:type="table" w:default="1" w:styleId="TableNormal">
